--- a/template/prelim-cn.docx
+++ b/template/prelim-cn.docx
@@ -10,8 +10,6 @@
           <w:lang w:val="en-US"/>
         </w:rPr>
       </w:pPr>
-      <w:bookmarkStart w:id="1" w:name="_GoBack"/>
-      <w:bookmarkEnd w:id="1"/>
     </w:p>
     <w:p>
       <w:pPr>
@@ -1443,6 +1441,7 @@
     <w:p>
       <w:pPr>
         <w:ind w:firstLine="420"/>
+        <w:jc w:val="both"/>
       </w:pPr>
       <w:r>
         <w:rPr>
@@ -1477,7 +1476,15 @@
         <w:rPr>
           <w:rFonts w:hint="eastAsia"/>
         </w:rPr>
-        <w:t>KWDEN</w:t>
+        <w:t>KWDE</w:t>
+      </w:r>
+      <w:bookmarkStart w:id="1" w:name="_GoBack"/>
+      <w:bookmarkEnd w:id="1"/>
+      <w:r>
+        <w:rPr>
+          <w:rFonts w:hint="eastAsia"/>
+        </w:rPr>
+        <w:t>N</w:t>
       </w:r>
       <w:r>
         <w:t xml:space="preserve"> }}</w:t>
@@ -2230,10 +2237,10 @@
       <w:widowControl w:val="0"/>
       <w:spacing w:line="400" w:lineRule="exact"/>
       <w:ind w:firstLine="640" w:firstLineChars="200"/>
-      <w:jc w:val="left"/>
+      <w:jc w:val="both"/>
     </w:pPr>
     <w:rPr>
-      <w:rFonts w:ascii="Times New Roman" w:hAnsi="Times New Roman" w:eastAsia="SimSun" w:cstheme="minorBidi"/>
+      <w:rFonts w:ascii="Times New Roman" w:hAnsi="Times New Roman" w:eastAsia="宋体" w:cstheme="minorBidi"/>
       <w:kern w:val="2"/>
       <w:sz w:val="24"/>
       <w:szCs w:val="21"/>
@@ -2676,7 +2683,7 @@
       <w:jc w:val="center"/>
     </w:pPr>
     <w:rPr>
-      <w:rFonts w:ascii="Times New Roman" w:hAnsi="Times New Roman" w:eastAsia="SimHei" w:cstheme="majorBidi"/>
+      <w:rFonts w:ascii="Times New Roman" w:hAnsi="Times New Roman" w:eastAsia="黑体" w:cstheme="majorBidi"/>
       <w:b/>
       <w:kern w:val="2"/>
       <w:sz w:val="36"/>
@@ -2707,7 +2714,7 @@
     <w:qFormat/>
     <w:uiPriority w:val="0"/>
     <w:rPr>
-      <w:rFonts w:ascii="Times New Roman" w:hAnsi="Times New Roman" w:eastAsia="SimHei" w:cstheme="majorBidi"/>
+      <w:rFonts w:ascii="Times New Roman" w:hAnsi="Times New Roman" w:eastAsia="黑体" w:cstheme="majorBidi"/>
       <w:b/>
       <w:sz w:val="36"/>
       <w:szCs w:val="36"/>
@@ -3114,7 +3121,7 @@
 </file>
 
 <file path=customXml/item1.xml><?xml version="1.0" encoding="utf-8"?>
-<b:Sources xmlns:b="http://schemas.openxmlformats.org/officeDocument/2006/bibliography" xmlns="http://schemas.openxmlformats.org/officeDocument/2006/bibliography" StyleName="APA" Version="6" SelectedStyle="\APASixthEditionOfficeOnline.xsl"/>
+<b:Sources xmlns:b="http://schemas.openxmlformats.org/officeDocument/2006/bibliography" xmlns="http://schemas.openxmlformats.org/officeDocument/2006/bibliography" SelectedStyle="\APASixthEditionOfficeOnline.xsl" Version="6" StyleName="APA"/>
 </file>
 
 <file path=customXml/itemProps1.xml><?xml version="1.0" encoding="utf-8"?>
